--- a/testakten/robotikrecht-roboterflotte-vellbruck-muenchen/51_whatsapp_krisenstab_transkript.docx
+++ b/testakten/robotikrecht-roboterflotte-vellbruck-muenchen/51_whatsapp_krisenstab_transkript.docx
@@ -37,7 +37,7 @@
         <w:jc w:val="left"/>
       </w:pPr>
       <w:r>
-        <w:t>Dieses Aktenstück betrifft Fragmente, Druck, Entscheidungen. Es ist nicht abschließend freigegeben. Die technische Seite spricht in Versionen, Tickets und Parametern; die rechtliche Seite muss daraus Rollen, Zweckbestimmung, Pflichtenkreis und Beweisrisiko bilden.</w:t>
+        <w:t>Dieses Transkript sichert den WhatsApp-Verlauf des Krisenstabs vom 30.05. bis 02.06.2026 als Beweismittel. Es ordnet die Fragmente den handelnden Personen zu und markiert rechtlich heikle Aussagen.</w:t>
       </w:r>
     </w:p>
     <w:p>
@@ -56,13 +56,7 @@
         <w:pStyle w:val="ListBullet"/>
       </w:pPr>
       <w:r>
-        <w:rPr>
-          <w:b/>
-        </w:rPr>
-        <w:t>Fragmente:</w:t>
-      </w:r>
-      <w:r>
-        <w:t xml:space="preserve"> Die Akte enthält hierzu widersprüchliche Hinweise. Für die rechtliche Bewertung muss geklärt werden, ob die Aussage aus Vertrag, Anleitung, Produktakte, Marketing, Logdaten oder nachträglicher Krisenkommunikation stammt.</w:t>
+        <w:t>Fragmente: Die Nachrichten sind teils Kürzel und Sprachnachrichten-Zusammenfassungen; ohne Kontext sind sie leicht fehlzudeuten und für die Gegenseite ein Fundort.</w:t>
       </w:r>
     </w:p>
     <w:p>
@@ -70,13 +64,7 @@
         <w:pStyle w:val="ListBullet"/>
       </w:pPr>
       <w:r>
-        <w:rPr>
-          <w:b/>
-        </w:rPr>
-        <w:t>Druck:</w:t>
-      </w:r>
-      <w:r>
-        <w:t xml:space="preserve"> Die Akte enthält hierzu widersprüchliche Hinweise. Für die rechtliche Bewertung muss geklärt werden, ob die Aussage aus Vertrag, Anleitung, Produktakte, Marketing, Logdaten oder nachträglicher Krisenkommunikation stammt.</w:t>
+        <w:t>Druck: Der Verlauf dokumentiert den Entscheidungsdruck vor dem Vorstandstermin; er erklärt, warum Sofortmaßnahmen vor vollständiger Aufklärung liefen.</w:t>
       </w:r>
     </w:p>
     <w:p>
@@ -84,13 +72,7 @@
         <w:pStyle w:val="ListBullet"/>
       </w:pPr>
       <w:r>
-        <w:rPr>
-          <w:b/>
-        </w:rPr>
-        <w:t>Entscheidungen:</w:t>
-      </w:r>
-      <w:r>
-        <w:t xml:space="preserve"> Die Akte enthält hierzu widersprüchliche Hinweise. Für die rechtliche Bewertung muss geklärt werden, ob die Aussage aus Vertrag, Anleitung, Produktakte, Marketing, Logdaten oder nachträglicher Krisenkommunikation stammt.</w:t>
+        <w:t>Entscheidungen: Im Chat getroffene Festlegungen (Sperrung Admin-Menü, Sicherung der Logs) sind förmlich nicht dokumentiert.</w:t>
       </w:r>
     </w:p>
     <w:p>
@@ -109,7 +91,7 @@
         <w:jc w:val="left"/>
       </w:pPr>
       <w:r>
-        <w:t>Die Unterlage ist bewusst nicht glatt: Vertrieb, Technik, Datenschutz, Qualitätssicherung und Geschäftsführung verwenden nicht immer dieselben Produktnamen. Gerade daraus entsteht das juristische Problem, weil Zweckbestimmung, tatsächliche Nutzung, Werbeaussage und Updatepraxis auseinanderlaufen.</w:t>
+        <w:t>Der Verlauf umfasst 47 Nachrichten zwischen CEO Adelheid Vellbruck, CTO Bertram Kiendl, QM-Leiter Jasper Rodenwald und Support; das Foto des Verlaufs liegt als Bilddatei in der Akte.</w:t>
       </w:r>
     </w:p>
     <w:p>
@@ -117,23 +99,7 @@
         <w:jc w:val="left"/>
       </w:pPr>
       <w:r>
-        <w:t>Für die rechtliche Bewertung müssen die technischen Annahmen jeweils mit der Produktakte abgeglichen werden. Eine Risikobeurteilung, die nur den Laborzustand beschreibt, trägt den Pilotbetrieb im Lager oder im Pflegezimmer nicht automatisch.</w:t>
-      </w:r>
-    </w:p>
-    <w:p>
-      <w:pPr>
-        <w:jc w:val="left"/>
-      </w:pPr>
-      <w:r>
-        <w:t>Die Akte enthält mehrere Spuren, die sich gegenseitig widersprechen: Der Betreiber spricht von einem autonomen Flottensystem, die CE-Unterlage von einem assistierten Transportmittel, die Marketingfolien von lernender Umgebungserkennung und die Bedienungsanleitung von festen Sicherheitszonen.</w:t>
-      </w:r>
-    </w:p>
-    <w:p>
-      <w:pPr>
-        <w:jc w:val="left"/>
-      </w:pPr>
-      <w:r>
-        <w:t>Die Kanzlei soll keine finale technische Konformität bescheinigen, sondern entscheiden, welche Unterlagen fehlen, welche Sofortmaßnahmen nötig sind und welche Aussagen gegenüber Behörde, Kunden, Versicherer und Betroffenen vertretbar sind.</w:t>
+        <w:t>Heikel sind zwei Nachrichten: Kiendls Vorschlag, den Legacy-Kanal still zu schließen, bevor jemand fragt, und eine Supportnachricht, die die Schutzfeldänderung dem Kunden mündlich schon zugeschrieben hatte.</w:t>
       </w:r>
     </w:p>
     <w:p>
@@ -152,10 +118,7 @@
         <w:pStyle w:val="Heading3"/>
       </w:pPr>
       <w:r>
-        <w:rPr>
-          <w:rFonts w:ascii="Times New Roman" w:hAnsi="Times New Roman"/>
-        </w:rPr>
-        <w:t>Punkt 1</w:t>
+        <w:t>Fragmente</w:t>
       </w:r>
     </w:p>
     <w:p>
@@ -163,7 +126,15 @@
         <w:jc w:val="left"/>
       </w:pPr>
       <w:r>
-        <w:t>Im Gespräch mit Leonie Rottkamp, Bertram Kiendl und Jasper Rodenwald wurde deutlich, dass die Produktlinie nicht mit einer einzigen rechtlichen Schublade erfasst werden kann. Die Vellbruck Robotics GmbH liefert Hardware, Steuerungssoftware, Cloudfunktionen, Wartung und gelegentlich eine kundenspezifische Parametrisierung. Beim Betreiber Münchner Feinlogistik GmbH wurden Schutzfelder verändert, ohne dass klar ist, ob dies vom Admin-Panel gedeckt oder nur technisch möglich war. Der Pflegepilot im St.-Ludgerus-Klinikum München-Sendling verschärft die Lage, weil dort Sensorik, vulnerable Personen und medizinische Nähe zusammentreffen.</w:t>
+        <w:t>Jede Nachricht erhält im Transkript Absender, Zeitstempel und eine neutrale Kontextzeile; die Originalbilder bleiben unverändert und werden gehasht.</w:t>
+      </w:r>
+    </w:p>
+    <w:p>
+      <w:pPr>
+        <w:pStyle w:val="Heading3"/>
+      </w:pPr>
+      <w:r>
+        <w:t>Druck</w:t>
       </w:r>
     </w:p>
     <w:p>
@@ -171,7 +142,7 @@
         <w:jc w:val="left"/>
       </w:pPr>
       <w:r>
-        <w:t>Für die anwaltliche Bearbeitung sollte zu diesem Punkt eine Belegspur angelegt werden: Dokument, Version, Datum, Verfasser, technische Quelle, rechtliche Relevanz und offene Rückfrage. Besonders gefährlich sind Formulierungen wie „selbstlernend“, „voll autonom“, „MDR-ready“, „sicher ohne Schutzzaun“ oder „keine personenbezogenen Daten“, wenn die technische Dokumentation das nicht trägt.</w:t>
+        <w:t>Diese Entlastungswirkung wird gesichert, indem der Verlauf vollständig und nicht selektiv archiviert wird; Teilvorlagen wären angreifbar.</w:t>
       </w:r>
     </w:p>
     <w:p>
@@ -179,10 +150,7 @@
         <w:pStyle w:val="Heading3"/>
       </w:pPr>
       <w:r>
-        <w:rPr>
-          <w:rFonts w:ascii="Times New Roman" w:hAnsi="Times New Roman"/>
-        </w:rPr>
-        <w:t>Punkt 2</w:t>
+        <w:t>Entscheidungen</w:t>
       </w:r>
     </w:p>
     <w:p>
@@ -190,150 +158,7 @@
         <w:jc w:val="left"/>
       </w:pPr>
       <w:r>
-        <w:t>Im Gespräch mit Leonie Rottkamp, Bertram Kiendl und Jasper Rodenwald wurde deutlich, dass die Produktlinie nicht mit einer einzigen rechtlichen Schublade erfasst werden kann. Die Vellbruck Robotics GmbH liefert Hardware, Steuerungssoftware, Cloudfunktionen, Wartung und gelegentlich eine kundenspezifische Parametrisierung. Beim Betreiber Münchner Feinlogistik GmbH wurden Schutzfelder verändert, ohne dass klar ist, ob dies vom Admin-Panel gedeckt oder nur technisch möglich war. Der Pflegepilot im St.-Ludgerus-Klinikum München-Sendling verschärft die Lage, weil dort Sensorik, vulnerable Personen und medizinische Nähe zusammentreffen.</w:t>
-      </w:r>
-    </w:p>
-    <w:p>
-      <w:pPr>
-        <w:jc w:val="left"/>
-      </w:pPr>
-      <w:r>
-        <w:t>Für die anwaltliche Bearbeitung sollte zu diesem Punkt eine Belegspur angelegt werden: Dokument, Version, Datum, Verfasser, technische Quelle, rechtliche Relevanz und offene Rückfrage. Besonders gefährlich sind Formulierungen wie „selbstlernend“, „voll autonom“, „MDR-ready“, „sicher ohne Schutzzaun“ oder „keine personenbezogenen Daten“, wenn die technische Dokumentation das nicht trägt.</w:t>
-      </w:r>
-    </w:p>
-    <w:p>
-      <w:pPr>
-        <w:pStyle w:val="Heading3"/>
-      </w:pPr>
-      <w:r>
-        <w:rPr>
-          <w:rFonts w:ascii="Times New Roman" w:hAnsi="Times New Roman"/>
-        </w:rPr>
-        <w:t>Punkt 3</w:t>
-      </w:r>
-    </w:p>
-    <w:p>
-      <w:pPr>
-        <w:jc w:val="left"/>
-      </w:pPr>
-      <w:r>
-        <w:t>Im Gespräch mit Leonie Rottkamp, Bertram Kiendl und Jasper Rodenwald wurde deutlich, dass die Produktlinie nicht mit einer einzigen rechtlichen Schublade erfasst werden kann. Die Vellbruck Robotics GmbH liefert Hardware, Steuerungssoftware, Cloudfunktionen, Wartung und gelegentlich eine kundenspezifische Parametrisierung. Beim Betreiber Münchner Feinlogistik GmbH wurden Schutzfelder verändert, ohne dass klar ist, ob dies vom Admin-Panel gedeckt oder nur technisch möglich war. Der Pflegepilot im St.-Ludgerus-Klinikum München-Sendling verschärft die Lage, weil dort Sensorik, vulnerable Personen und medizinische Nähe zusammentreffen.</w:t>
-      </w:r>
-    </w:p>
-    <w:p>
-      <w:pPr>
-        <w:jc w:val="left"/>
-      </w:pPr>
-      <w:r>
-        <w:t>Für die anwaltliche Bearbeitung sollte zu diesem Punkt eine Belegspur angelegt werden: Dokument, Version, Datum, Verfasser, technische Quelle, rechtliche Relevanz und offene Rückfrage. Besonders gefährlich sind Formulierungen wie „selbstlernend“, „voll autonom“, „MDR-ready“, „sicher ohne Schutzzaun“ oder „keine personenbezogenen Daten“, wenn die technische Dokumentation das nicht trägt.</w:t>
-      </w:r>
-    </w:p>
-    <w:p>
-      <w:pPr>
-        <w:pStyle w:val="Heading3"/>
-      </w:pPr>
-      <w:r>
-        <w:rPr>
-          <w:rFonts w:ascii="Times New Roman" w:hAnsi="Times New Roman"/>
-        </w:rPr>
-        <w:t>Punkt 4</w:t>
-      </w:r>
-    </w:p>
-    <w:p>
-      <w:pPr>
-        <w:jc w:val="left"/>
-      </w:pPr>
-      <w:r>
-        <w:t>Im Gespräch mit Leonie Rottkamp, Bertram Kiendl und Jasper Rodenwald wurde deutlich, dass die Produktlinie nicht mit einer einzigen rechtlichen Schublade erfasst werden kann. Die Vellbruck Robotics GmbH liefert Hardware, Steuerungssoftware, Cloudfunktionen, Wartung und gelegentlich eine kundenspezifische Parametrisierung. Beim Betreiber Münchner Feinlogistik GmbH wurden Schutzfelder verändert, ohne dass klar ist, ob dies vom Admin-Panel gedeckt oder nur technisch möglich war. Der Pflegepilot im St.-Ludgerus-Klinikum München-Sendling verschärft die Lage, weil dort Sensorik, vulnerable Personen und medizinische Nähe zusammentreffen.</w:t>
-      </w:r>
-    </w:p>
-    <w:p>
-      <w:pPr>
-        <w:jc w:val="left"/>
-      </w:pPr>
-      <w:r>
-        <w:t>Für die anwaltliche Bearbeitung sollte zu diesem Punkt eine Belegspur angelegt werden: Dokument, Version, Datum, Verfasser, technische Quelle, rechtliche Relevanz und offene Rückfrage. Besonders gefährlich sind Formulierungen wie „selbstlernend“, „voll autonom“, „MDR-ready“, „sicher ohne Schutzzaun“ oder „keine personenbezogenen Daten“, wenn die technische Dokumentation das nicht trägt.</w:t>
-      </w:r>
-    </w:p>
-    <w:p>
-      <w:pPr>
-        <w:pStyle w:val="Heading3"/>
-      </w:pPr>
-      <w:r>
-        <w:rPr>
-          <w:rFonts w:ascii="Times New Roman" w:hAnsi="Times New Roman"/>
-        </w:rPr>
-        <w:t>Punkt 5</w:t>
-      </w:r>
-    </w:p>
-    <w:p>
-      <w:pPr>
-        <w:jc w:val="left"/>
-      </w:pPr>
-      <w:r>
-        <w:t>Im Gespräch mit Leonie Rottkamp, Bertram Kiendl und Jasper Rodenwald wurde deutlich, dass die Produktlinie nicht mit einer einzigen rechtlichen Schublade erfasst werden kann. Die Vellbruck Robotics GmbH liefert Hardware, Steuerungssoftware, Cloudfunktionen, Wartung und gelegentlich eine kundenspezifische Parametrisierung. Beim Betreiber Münchner Feinlogistik GmbH wurden Schutzfelder verändert, ohne dass klar ist, ob dies vom Admin-Panel gedeckt oder nur technisch möglich war. Der Pflegepilot im St.-Ludgerus-Klinikum München-Sendling verschärft die Lage, weil dort Sensorik, vulnerable Personen und medizinische Nähe zusammentreffen.</w:t>
-      </w:r>
-    </w:p>
-    <w:p>
-      <w:pPr>
-        <w:jc w:val="left"/>
-      </w:pPr>
-      <w:r>
-        <w:t>Für die anwaltliche Bearbeitung sollte zu diesem Punkt eine Belegspur angelegt werden: Dokument, Version, Datum, Verfasser, technische Quelle, rechtliche Relevanz und offene Rückfrage. Besonders gefährlich sind Formulierungen wie „selbstlernend“, „voll autonom“, „MDR-ready“, „sicher ohne Schutzzaun“ oder „keine personenbezogenen Daten“, wenn die technische Dokumentation das nicht trägt.</w:t>
-      </w:r>
-    </w:p>
-    <w:p>
-      <w:pPr>
-        <w:pStyle w:val="Heading3"/>
-      </w:pPr>
-      <w:r>
-        <w:rPr>
-          <w:rFonts w:ascii="Times New Roman" w:hAnsi="Times New Roman"/>
-        </w:rPr>
-        <w:t>Punkt 6</w:t>
-      </w:r>
-    </w:p>
-    <w:p>
-      <w:pPr>
-        <w:jc w:val="left"/>
-      </w:pPr>
-      <w:r>
-        <w:t>Im Gespräch mit Leonie Rottkamp, Bertram Kiendl und Jasper Rodenwald wurde deutlich, dass die Produktlinie nicht mit einer einzigen rechtlichen Schublade erfasst werden kann. Die Vellbruck Robotics GmbH liefert Hardware, Steuerungssoftware, Cloudfunktionen, Wartung und gelegentlich eine kundenspezifische Parametrisierung. Beim Betreiber Münchner Feinlogistik GmbH wurden Schutzfelder verändert, ohne dass klar ist, ob dies vom Admin-Panel gedeckt oder nur technisch möglich war. Der Pflegepilot im St.-Ludgerus-Klinikum München-Sendling verschärft die Lage, weil dort Sensorik, vulnerable Personen und medizinische Nähe zusammentreffen.</w:t>
-      </w:r>
-    </w:p>
-    <w:p>
-      <w:pPr>
-        <w:jc w:val="left"/>
-      </w:pPr>
-      <w:r>
-        <w:t>Für die anwaltliche Bearbeitung sollte zu diesem Punkt eine Belegspur angelegt werden: Dokument, Version, Datum, Verfasser, technische Quelle, rechtliche Relevanz und offene Rückfrage. Besonders gefährlich sind Formulierungen wie „selbstlernend“, „voll autonom“, „MDR-ready“, „sicher ohne Schutzzaun“ oder „keine personenbezogenen Daten“, wenn die technische Dokumentation das nicht trägt.</w:t>
-      </w:r>
-    </w:p>
-    <w:p>
-      <w:pPr>
-        <w:pStyle w:val="Heading3"/>
-      </w:pPr>
-      <w:r>
-        <w:rPr>
-          <w:rFonts w:ascii="Times New Roman" w:hAnsi="Times New Roman"/>
-        </w:rPr>
-        <w:t>Punkt 7</w:t>
-      </w:r>
-    </w:p>
-    <w:p>
-      <w:pPr>
-        <w:jc w:val="left"/>
-      </w:pPr>
-      <w:r>
-        <w:t>Im Gespräch mit Leonie Rottkamp, Bertram Kiendl und Jasper Rodenwald wurde deutlich, dass die Produktlinie nicht mit einer einzigen rechtlichen Schublade erfasst werden kann. Die Vellbruck Robotics GmbH liefert Hardware, Steuerungssoftware, Cloudfunktionen, Wartung und gelegentlich eine kundenspezifische Parametrisierung. Beim Betreiber Münchner Feinlogistik GmbH wurden Schutzfelder verändert, ohne dass klar ist, ob dies vom Admin-Panel gedeckt oder nur technisch möglich war. Der Pflegepilot im St.-Ludgerus-Klinikum München-Sendling verschärft die Lage, weil dort Sensorik, vulnerable Personen und medizinische Nähe zusammentreffen.</w:t>
-      </w:r>
-    </w:p>
-    <w:p>
-      <w:pPr>
-        <w:jc w:val="left"/>
-      </w:pPr>
-      <w:r>
-        <w:t>Für die anwaltliche Bearbeitung sollte zu diesem Punkt eine Belegspur angelegt werden: Dokument, Version, Datum, Verfasser, technische Quelle, rechtliche Relevanz und offene Rückfrage. Besonders gefährlich sind Formulierungen wie „selbstlernend“, „voll autonom“, „MDR-ready“, „sicher ohne Schutzzaun“ oder „keine personenbezogenen Daten“, wenn die technische Dokumentation das nicht trägt.</w:t>
+        <w:t>Alle im Chat getroffenen Entscheidungen werden im Maßnahmenprotokoll mit Datum nachdokumentiert; künftig gilt: Entscheidungen nur über das Protokoll, der Chat dient der Abstimmung.</w:t>
       </w:r>
     </w:p>
     <w:p>
@@ -352,7 +177,7 @@
         <w:pStyle w:val="ListBullet"/>
       </w:pPr>
       <w:r>
-        <w:t>Welche Firmware war am Unfalltag tatsächlich aktiv?</w:t>
+        <w:t>Sind alle 47 Nachrichten vollständig gesichert und gehasht?</w:t>
       </w:r>
     </w:p>
     <w:p>
@@ -360,7 +185,7 @@
         <w:pStyle w:val="ListBullet"/>
       </w:pPr>
       <w:r>
-        <w:t>Welche Zweckbestimmung steht in der final ausgelieferten Anleitung?</w:t>
+        <w:t>Wie wird mit Kiendls Legacy-Nachricht in der Offenlegung umgegangen?</w:t>
       </w:r>
     </w:p>
     <w:p>
@@ -368,23 +193,7 @@
         <w:pStyle w:val="ListBullet"/>
       </w:pPr>
       <w:r>
-        <w:t>Welche Schutzfeldänderungen waren technisch möglich und vertraglich erlaubt?</w:t>
-      </w:r>
-    </w:p>
-    <w:p>
-      <w:pPr>
-        <w:pStyle w:val="ListBullet"/>
-      </w:pPr>
-      <w:r>
-        <w:t>Welche personenbezogenen Daten werden lokal, in der Cloud und in Supporttickets verarbeitet?</w:t>
-      </w:r>
-    </w:p>
-    <w:p>
-      <w:pPr>
-        <w:pStyle w:val="ListBullet"/>
-      </w:pPr>
-      <w:r>
-        <w:t>Welche Aussagen wurden gegenüber Kunden, Behörde und Versicherer bereits gemacht?</w:t>
+        <w:t>Welche mündlichen Zusagen hat der Support dem Kunden gemacht?</w:t>
       </w:r>
     </w:p>
     <w:sectPr>
